--- a/.docu/Hipòtesis.docx
+++ b/.docu/Hipòtesis.docx
@@ -1,6 +1,6 @@
 
 <file path=word/document.xml><?xml version="1.0" encoding="utf-8"?>
-<w:document xmlns:wpc="http://schemas.microsoft.com/office/word/2010/wordprocessingCanvas" xmlns:cx="http://schemas.microsoft.com/office/drawing/2014/chartex" xmlns:cx1="http://schemas.microsoft.com/office/drawing/2015/9/8/chartex" xmlns:cx2="http://schemas.microsoft.com/office/drawing/2015/10/21/chartex" xmlns:cx3="http://schemas.microsoft.com/office/drawing/2016/5/9/chartex" xmlns:cx4="http://schemas.microsoft.com/office/drawing/2016/5/10/chartex" xmlns:cx5="http://schemas.microsoft.com/office/drawing/2016/5/11/chartex" xmlns:cx6="http://schemas.microsoft.com/office/drawing/2016/5/12/chartex" xmlns:cx7="http://schemas.microsoft.com/office/drawing/2016/5/13/chartex" xmlns:cx8="http://schemas.microsoft.com/office/drawing/2016/5/14/chartex" xmlns:mc="http://schemas.openxmlformats.org/markup-compatibility/2006" xmlns:aink="http://schemas.microsoft.com/office/drawing/2016/ink" xmlns:am3d="http://schemas.microsoft.com/office/drawing/2017/model3d" xmlns:o="urn:schemas-microsoft-com:office:office" xmlns:oel="http://schemas.microsoft.com/office/2019/extlst" xmlns:r="http://schemas.openxmlformats.org/officeDocument/2006/relationships" xmlns:m="http://schemas.openxmlformats.org/officeDocument/2006/math" xmlns:v="urn:schemas-microsoft-com:vml" xmlns:wp14="http://schemas.microsoft.com/office/word/2010/wordprocessingDrawing" xmlns:wp="http://schemas.openxmlformats.org/drawingml/2006/wordprocessingDrawing" xmlns:w10="urn:schemas-microsoft-com:office:word" xmlns:w="http://schemas.openxmlformats.org/wordprocessingml/2006/main" xmlns:w14="http://schemas.microsoft.com/office/word/2010/wordml" xmlns:w15="http://schemas.microsoft.com/office/word/2012/wordml" xmlns:w16cex="http://schemas.microsoft.com/office/word/2018/wordml/cex" xmlns:w16cid="http://schemas.microsoft.com/office/word/2016/wordml/cid" xmlns:w16="http://schemas.microsoft.com/office/word/2018/wordml" xmlns:w16du="http://schemas.microsoft.com/office/word/2023/wordml/word16du" xmlns:w16sdtdh="http://schemas.microsoft.com/office/word/2020/wordml/sdtdatahash" xmlns:w16sdtfl="http://schemas.microsoft.com/office/word/2024/wordml/sdtformatlock" xmlns:w16se="http://schemas.microsoft.com/office/word/2015/wordml/symex" xmlns:wpg="http://schemas.microsoft.com/office/word/2010/wordprocessingGroup" xmlns:wpi="http://schemas.microsoft.com/office/word/2010/wordprocessingInk" xmlns:wne="http://schemas.microsoft.com/office/word/2006/wordml" xmlns:wps="http://schemas.microsoft.com/office/word/2010/wordprocessingShape" mc:Ignorable="w14 w15 w16se w16cid w16 w16cex w16sdtdh w16sdtfl w16du wp14">
+<w:document xmlns:wpc="http://schemas.microsoft.com/office/word/2010/wordprocessingCanvas" xmlns:cx="http://schemas.microsoft.com/office/drawing/2014/chartex" xmlns:cx1="http://schemas.microsoft.com/office/drawing/2015/9/8/chartex" xmlns:cx2="http://schemas.microsoft.com/office/drawing/2015/10/21/chartex" xmlns:cx3="http://schemas.microsoft.com/office/drawing/2016/5/9/chartex" xmlns:cx4="http://schemas.microsoft.com/office/drawing/2016/5/10/chartex" xmlns:cx5="http://schemas.microsoft.com/office/drawing/2016/5/11/chartex" xmlns:cx6="http://schemas.microsoft.com/office/drawing/2016/5/12/chartex" xmlns:cx7="http://schemas.microsoft.com/office/drawing/2016/5/13/chartex" xmlns:cx8="http://schemas.microsoft.com/office/drawing/2016/5/14/chartex" xmlns:mc="http://schemas.openxmlformats.org/markup-compatibility/2006" xmlns:m="http://schemas.openxmlformats.org/officeDocument/2006/math" xmlns:aink="http://schemas.microsoft.com/office/drawing/2016/ink" xmlns:am3d="http://schemas.microsoft.com/office/drawing/2017/model3d" xmlns:oel="http://schemas.microsoft.com/office/2019/extlst" xmlns:r="http://schemas.openxmlformats.org/officeDocument/2006/relationships" xmlns:wp14="http://schemas.microsoft.com/office/word/2010/wordprocessingDrawing" xmlns:wp="http://schemas.openxmlformats.org/drawingml/2006/wordprocessingDrawing" xmlns:wpg="http://schemas.microsoft.com/office/word/2010/wordprocessingGroup" xmlns:wpi="http://schemas.microsoft.com/office/word/2010/wordprocessingInk" xmlns:wps="http://schemas.microsoft.com/office/word/2010/wordprocessingShape" xmlns:o="urn:schemas-microsoft-com:office:office" xmlns:v="urn:schemas-microsoft-com:vml" xmlns:w10="urn:schemas-microsoft-com:office:word" xmlns:w="http://schemas.openxmlformats.org/wordprocessingml/2006/main" xmlns:w14="http://schemas.microsoft.com/office/word/2010/wordml" xmlns:w15="http://schemas.microsoft.com/office/word/2012/wordml" xmlns:w16cex="http://schemas.microsoft.com/office/word/2018/wordml/cex" xmlns:w16cid="http://schemas.microsoft.com/office/word/2016/wordml/cid" xmlns:w16="http://schemas.microsoft.com/office/word/2018/wordml" xmlns:w16sdtdh="http://schemas.microsoft.com/office/word/2020/wordml/sdtdatahash" xmlns:w16sdtfl="http://schemas.microsoft.com/office/word/2024/wordml/sdtformatlock" xmlns:w16se="http://schemas.microsoft.com/office/word/2015/wordml/symex" xmlns:w16du="http://schemas.microsoft.com/office/word/2023/wordml/word16du" xmlns:wne="http://schemas.microsoft.com/office/word/2006/wordml" mc:Ignorable="w14 w15 w16se w16cid w16 w16cex w16sdtdh w16sdtfl w16du wp14">
   <w:body>
     <w:p>
       <w:pPr>
@@ -219,76 +219,28 @@
           <w:rFonts w:ascii="Arial" w:hAnsi="Arial" w:cs="Arial"/>
           <w:lang w:val="ca-ES"/>
         </w:rPr>
-        <w:t xml:space="preserve"> s’ha d’acabar de mirar si hi ha diferències en el sentit del flux (</w:t>
-      </w:r>
-      <w:proofErr w:type="spellStart"/>
-      <w:r>
-        <w:rPr>
-          <w:rFonts w:ascii="Arial" w:hAnsi="Arial" w:cs="Arial"/>
-          <w:lang w:val="ca-ES"/>
-        </w:rPr>
-        <w:t>between</w:t>
-      </w:r>
-      <w:proofErr w:type="spellEnd"/>
-      <w:r>
-        <w:rPr>
-          <w:rFonts w:ascii="Arial" w:hAnsi="Arial" w:cs="Arial"/>
-          <w:lang w:val="ca-ES"/>
-        </w:rPr>
         <w:t xml:space="preserve"> </w:t>
       </w:r>
-      <w:proofErr w:type="spellStart"/>
-      <w:r>
-        <w:rPr>
-          <w:rFonts w:ascii="Arial" w:hAnsi="Arial" w:cs="Arial"/>
-          <w:lang w:val="ca-ES"/>
-        </w:rPr>
-        <w:t>platforms</w:t>
-      </w:r>
-      <w:proofErr w:type="spellEnd"/>
-      <w:r>
-        <w:rPr>
-          <w:rFonts w:ascii="Arial" w:hAnsi="Arial" w:cs="Arial"/>
-          <w:lang w:val="ca-ES"/>
-        </w:rPr>
-        <w:t xml:space="preserve"> </w:t>
-      </w:r>
-      <w:proofErr w:type="spellStart"/>
-      <w:r>
-        <w:rPr>
-          <w:rFonts w:ascii="Arial" w:hAnsi="Arial" w:cs="Arial"/>
-          <w:lang w:val="ca-ES"/>
-        </w:rPr>
-        <w:t>issue</w:t>
-      </w:r>
-      <w:proofErr w:type="spellEnd"/>
-      <w:r>
-        <w:rPr>
-          <w:rFonts w:ascii="Arial" w:hAnsi="Arial" w:cs="Arial"/>
-          <w:lang w:val="ca-ES"/>
-        </w:rPr>
-        <w:t>), però en principi hi ha variacions</w:t>
-      </w:r>
-      <w:r>
-        <w:rPr>
-          <w:rFonts w:ascii="Arial" w:hAnsi="Arial" w:cs="Arial"/>
-          <w:lang w:val="ca-ES"/>
-        </w:rPr>
-        <w:t xml:space="preserve"> </w:t>
-      </w:r>
-      <w:r>
-        <w:rPr>
-          <w:rFonts w:ascii="Arial" w:hAnsi="Arial" w:cs="Arial"/>
-          <w:lang w:val="ca-ES"/>
-        </w:rPr>
-        <w:sym w:font="Wingdings" w:char="F0E0"/>
-      </w:r>
-      <w:r>
-        <w:rPr>
-          <w:rFonts w:ascii="Arial" w:hAnsi="Arial" w:cs="Arial"/>
-          <w:lang w:val="ca-ES"/>
-        </w:rPr>
-        <w:t xml:space="preserve"> 100% perquè ja es veu en els dos sentits de la L9 i la L10</w:t>
+      <w:r>
+        <w:rPr>
+          <w:rFonts w:ascii="Arial" w:hAnsi="Arial" w:cs="Arial"/>
+          <w:lang w:val="ca-ES"/>
+        </w:rPr>
+        <w:t>justificat amb ‘</w:t>
+      </w:r>
+      <w:r>
+        <w:rPr>
+          <w:rFonts w:ascii="Arial" w:hAnsi="Arial" w:cs="Arial"/>
+          <w:lang w:val="ca-ES"/>
+        </w:rPr>
+        <w:t>data_validation/analysis/directional_asymmetry.py</w:t>
+      </w:r>
+      <w:r>
+        <w:rPr>
+          <w:rFonts w:ascii="Arial" w:hAnsi="Arial" w:cs="Arial"/>
+          <w:lang w:val="ca-ES"/>
+        </w:rPr>
+        <w:t>’</w:t>
       </w:r>
     </w:p>
     <w:p>
@@ -395,7 +347,7 @@
 </file>
 
 <file path=word/numbering.xml><?xml version="1.0" encoding="utf-8"?>
-<w:numbering xmlns:wpc="http://schemas.microsoft.com/office/word/2010/wordprocessingCanvas" xmlns:cx="http://schemas.microsoft.com/office/drawing/2014/chartex" xmlns:cx1="http://schemas.microsoft.com/office/drawing/2015/9/8/chartex" xmlns:cx2="http://schemas.microsoft.com/office/drawing/2015/10/21/chartex" xmlns:cx3="http://schemas.microsoft.com/office/drawing/2016/5/9/chartex" xmlns:cx4="http://schemas.microsoft.com/office/drawing/2016/5/10/chartex" xmlns:cx5="http://schemas.microsoft.com/office/drawing/2016/5/11/chartex" xmlns:cx6="http://schemas.microsoft.com/office/drawing/2016/5/12/chartex" xmlns:cx7="http://schemas.microsoft.com/office/drawing/2016/5/13/chartex" xmlns:cx8="http://schemas.microsoft.com/office/drawing/2016/5/14/chartex" xmlns:mc="http://schemas.openxmlformats.org/markup-compatibility/2006" xmlns:aink="http://schemas.microsoft.com/office/drawing/2016/ink" xmlns:am3d="http://schemas.microsoft.com/office/drawing/2017/model3d" xmlns:o="urn:schemas-microsoft-com:office:office" xmlns:oel="http://schemas.microsoft.com/office/2019/extlst" xmlns:r="http://schemas.openxmlformats.org/officeDocument/2006/relationships" xmlns:m="http://schemas.openxmlformats.org/officeDocument/2006/math" xmlns:v="urn:schemas-microsoft-com:vml" xmlns:wp14="http://schemas.microsoft.com/office/word/2010/wordprocessingDrawing" xmlns:wp="http://schemas.openxmlformats.org/drawingml/2006/wordprocessingDrawing" xmlns:w10="urn:schemas-microsoft-com:office:word" xmlns:w="http://schemas.openxmlformats.org/wordprocessingml/2006/main" xmlns:w14="http://schemas.microsoft.com/office/word/2010/wordml" xmlns:w15="http://schemas.microsoft.com/office/word/2012/wordml" xmlns:w16cex="http://schemas.microsoft.com/office/word/2018/wordml/cex" xmlns:w16cid="http://schemas.microsoft.com/office/word/2016/wordml/cid" xmlns:w16="http://schemas.microsoft.com/office/word/2018/wordml" xmlns:w16du="http://schemas.microsoft.com/office/word/2023/wordml/word16du" xmlns:w16sdtdh="http://schemas.microsoft.com/office/word/2020/wordml/sdtdatahash" xmlns:w16sdtfl="http://schemas.microsoft.com/office/word/2024/wordml/sdtformatlock" xmlns:w16se="http://schemas.microsoft.com/office/word/2015/wordml/symex" xmlns:wpg="http://schemas.microsoft.com/office/word/2010/wordprocessingGroup" xmlns:wpi="http://schemas.microsoft.com/office/word/2010/wordprocessingInk" xmlns:wne="http://schemas.microsoft.com/office/word/2006/wordml" xmlns:wps="http://schemas.microsoft.com/office/word/2010/wordprocessingShape" mc:Ignorable="w14 w15 w16se w16cid w16 w16cex w16sdtdh w16sdtfl w16du wp14">
+<w:numbering xmlns:wpc="http://schemas.microsoft.com/office/word/2010/wordprocessingCanvas" xmlns:cx="http://schemas.microsoft.com/office/drawing/2014/chartex" xmlns:cx1="http://schemas.microsoft.com/office/drawing/2015/9/8/chartex" xmlns:cx2="http://schemas.microsoft.com/office/drawing/2015/10/21/chartex" xmlns:cx3="http://schemas.microsoft.com/office/drawing/2016/5/9/chartex" xmlns:cx4="http://schemas.microsoft.com/office/drawing/2016/5/10/chartex" xmlns:cx5="http://schemas.microsoft.com/office/drawing/2016/5/11/chartex" xmlns:cx6="http://schemas.microsoft.com/office/drawing/2016/5/12/chartex" xmlns:cx7="http://schemas.microsoft.com/office/drawing/2016/5/13/chartex" xmlns:cx8="http://schemas.microsoft.com/office/drawing/2016/5/14/chartex" xmlns:mc="http://schemas.openxmlformats.org/markup-compatibility/2006" xmlns:m="http://schemas.openxmlformats.org/officeDocument/2006/math" xmlns:aink="http://schemas.microsoft.com/office/drawing/2016/ink" xmlns:am3d="http://schemas.microsoft.com/office/drawing/2017/model3d" xmlns:oel="http://schemas.microsoft.com/office/2019/extlst" xmlns:r="http://schemas.openxmlformats.org/officeDocument/2006/relationships" xmlns:wp14="http://schemas.microsoft.com/office/word/2010/wordprocessingDrawing" xmlns:wp="http://schemas.openxmlformats.org/drawingml/2006/wordprocessingDrawing" xmlns:wpg="http://schemas.microsoft.com/office/word/2010/wordprocessingGroup" xmlns:wpi="http://schemas.microsoft.com/office/word/2010/wordprocessingInk" xmlns:wps="http://schemas.microsoft.com/office/word/2010/wordprocessingShape" xmlns:o="urn:schemas-microsoft-com:office:office" xmlns:v="urn:schemas-microsoft-com:vml" xmlns:w10="urn:schemas-microsoft-com:office:word" xmlns:w="http://schemas.openxmlformats.org/wordprocessingml/2006/main" xmlns:w14="http://schemas.microsoft.com/office/word/2010/wordml" xmlns:w15="http://schemas.microsoft.com/office/word/2012/wordml" xmlns:w16cex="http://schemas.microsoft.com/office/word/2018/wordml/cex" xmlns:w16cid="http://schemas.microsoft.com/office/word/2016/wordml/cid" xmlns:w16="http://schemas.microsoft.com/office/word/2018/wordml" xmlns:w16sdtdh="http://schemas.microsoft.com/office/word/2020/wordml/sdtdatahash" xmlns:w16sdtfl="http://schemas.microsoft.com/office/word/2024/wordml/sdtformatlock" xmlns:w16se="http://schemas.microsoft.com/office/word/2015/wordml/symex" xmlns:w16du="http://schemas.microsoft.com/office/word/2023/wordml/word16du" xmlns:wne="http://schemas.microsoft.com/office/word/2006/wordml" mc:Ignorable="w14 w15 w16se w16cid w16 w16cex w16sdtdh w16sdtfl w16du wp14">
   <w:abstractNum w:abstractNumId="0" w15:restartNumberingAfterBreak="0">
     <w:nsid w:val="1D980E95"/>
     <w:multiLevelType w:val="hybridMultilevel"/>
@@ -515,7 +467,7 @@
 </file>
 
 <file path=word/styles.xml><?xml version="1.0" encoding="utf-8"?>
-<w:styles xmlns:mc="http://schemas.openxmlformats.org/markup-compatibility/2006" xmlns:r="http://schemas.openxmlformats.org/officeDocument/2006/relationships" xmlns:w="http://schemas.openxmlformats.org/wordprocessingml/2006/main" xmlns:w14="http://schemas.microsoft.com/office/word/2010/wordml" xmlns:w15="http://schemas.microsoft.com/office/word/2012/wordml" xmlns:w16cex="http://schemas.microsoft.com/office/word/2018/wordml/cex" xmlns:w16cid="http://schemas.microsoft.com/office/word/2016/wordml/cid" xmlns:w16="http://schemas.microsoft.com/office/word/2018/wordml" xmlns:w16du="http://schemas.microsoft.com/office/word/2023/wordml/word16du" xmlns:w16sdtdh="http://schemas.microsoft.com/office/word/2020/wordml/sdtdatahash" xmlns:w16sdtfl="http://schemas.microsoft.com/office/word/2024/wordml/sdtformatlock" xmlns:w16se="http://schemas.microsoft.com/office/word/2015/wordml/symex" mc:Ignorable="w14 w15 w16se w16cid w16 w16cex w16sdtdh w16sdtfl w16du">
+<w:styles xmlns:mc="http://schemas.openxmlformats.org/markup-compatibility/2006" xmlns:r="http://schemas.openxmlformats.org/officeDocument/2006/relationships" xmlns:w="http://schemas.openxmlformats.org/wordprocessingml/2006/main" xmlns:w14="http://schemas.microsoft.com/office/word/2010/wordml" xmlns:w15="http://schemas.microsoft.com/office/word/2012/wordml" xmlns:w16cex="http://schemas.microsoft.com/office/word/2018/wordml/cex" xmlns:w16cid="http://schemas.microsoft.com/office/word/2016/wordml/cid" xmlns:w16="http://schemas.microsoft.com/office/word/2018/wordml" xmlns:w16sdtdh="http://schemas.microsoft.com/office/word/2020/wordml/sdtdatahash" xmlns:w16sdtfl="http://schemas.microsoft.com/office/word/2024/wordml/sdtformatlock" xmlns:w16se="http://schemas.microsoft.com/office/word/2015/wordml/symex" xmlns:w16du="http://schemas.microsoft.com/office/word/2023/wordml/word16du" mc:Ignorable="w14 w15 w16se w16cid w16 w16cex w16sdtdh w16sdtfl w16du">
   <w:docDefaults>
     <w:rPrDefault>
       <w:rPr>

--- a/.docu/Hipòtesis.docx
+++ b/.docu/Hipòtesis.docx
@@ -197,12 +197,14 @@
         </w:numPr>
         <w:rPr>
           <w:rFonts w:ascii="Arial" w:hAnsi="Arial" w:cs="Arial"/>
-          <w:lang w:val="ca-ES"/>
-        </w:rPr>
-      </w:pPr>
-      <w:r>
-        <w:rPr>
-          <w:rFonts w:ascii="Arial" w:hAnsi="Arial" w:cs="Arial"/>
+          <w:color w:val="BFBFBF" w:themeColor="background1" w:themeShade="BF"/>
+          <w:lang w:val="ca-ES"/>
+        </w:rPr>
+      </w:pPr>
+      <w:r>
+        <w:rPr>
+          <w:rFonts w:ascii="Arial" w:hAnsi="Arial" w:cs="Arial"/>
+          <w:color w:val="BFBFBF" w:themeColor="background1" w:themeShade="BF"/>
           <w:lang w:val="ca-ES"/>
         </w:rPr>
         <w:t xml:space="preserve">Tenim un graf dirigit </w:t>
@@ -210,6 +212,7 @@
       <w:r>
         <w:rPr>
           <w:rFonts w:ascii="Arial" w:hAnsi="Arial" w:cs="Arial"/>
+          <w:color w:val="BFBFBF" w:themeColor="background1" w:themeShade="BF"/>
           <w:lang w:val="ca-ES"/>
         </w:rPr>
         <w:sym w:font="Wingdings" w:char="F0DF"/>
@@ -217,6 +220,7 @@
       <w:r>
         <w:rPr>
           <w:rFonts w:ascii="Arial" w:hAnsi="Arial" w:cs="Arial"/>
+          <w:color w:val="BFBFBF" w:themeColor="background1" w:themeShade="BF"/>
           <w:lang w:val="ca-ES"/>
         </w:rPr>
         <w:t xml:space="preserve"> </w:t>
@@ -224,23 +228,10 @@
       <w:r>
         <w:rPr>
           <w:rFonts w:ascii="Arial" w:hAnsi="Arial" w:cs="Arial"/>
-          <w:lang w:val="ca-ES"/>
-        </w:rPr>
-        <w:t>justificat amb ‘</w:t>
-      </w:r>
-      <w:r>
-        <w:rPr>
-          <w:rFonts w:ascii="Arial" w:hAnsi="Arial" w:cs="Arial"/>
-          <w:lang w:val="ca-ES"/>
-        </w:rPr>
-        <w:t>data_validation/analysis/directional_asymmetry.py</w:t>
-      </w:r>
-      <w:r>
-        <w:rPr>
-          <w:rFonts w:ascii="Arial" w:hAnsi="Arial" w:cs="Arial"/>
-          <w:lang w:val="ca-ES"/>
-        </w:rPr>
-        <w:t>’</w:t>
+          <w:color w:val="BFBFBF" w:themeColor="background1" w:themeShade="BF"/>
+          <w:lang w:val="ca-ES"/>
+        </w:rPr>
+        <w:t>justificat amb ‘data_validation/analysis/directional_asymmetry.py’</w:t>
       </w:r>
     </w:p>
     <w:p>

--- a/.docu/Hipòtesis.docx
+++ b/.docu/Hipòtesis.docx
@@ -2,6 +2,28 @@
 <file path=word/document.xml><?xml version="1.0" encoding="utf-8"?>
 <w:document xmlns:wpc="http://schemas.microsoft.com/office/word/2010/wordprocessingCanvas" xmlns:cx="http://schemas.microsoft.com/office/drawing/2014/chartex" xmlns:cx1="http://schemas.microsoft.com/office/drawing/2015/9/8/chartex" xmlns:cx2="http://schemas.microsoft.com/office/drawing/2015/10/21/chartex" xmlns:cx3="http://schemas.microsoft.com/office/drawing/2016/5/9/chartex" xmlns:cx4="http://schemas.microsoft.com/office/drawing/2016/5/10/chartex" xmlns:cx5="http://schemas.microsoft.com/office/drawing/2016/5/11/chartex" xmlns:cx6="http://schemas.microsoft.com/office/drawing/2016/5/12/chartex" xmlns:cx7="http://schemas.microsoft.com/office/drawing/2016/5/13/chartex" xmlns:cx8="http://schemas.microsoft.com/office/drawing/2016/5/14/chartex" xmlns:mc="http://schemas.openxmlformats.org/markup-compatibility/2006" xmlns:m="http://schemas.openxmlformats.org/officeDocument/2006/math" xmlns:aink="http://schemas.microsoft.com/office/drawing/2016/ink" xmlns:am3d="http://schemas.microsoft.com/office/drawing/2017/model3d" xmlns:oel="http://schemas.microsoft.com/office/2019/extlst" xmlns:r="http://schemas.openxmlformats.org/officeDocument/2006/relationships" xmlns:wp14="http://schemas.microsoft.com/office/word/2010/wordprocessingDrawing" xmlns:wp="http://schemas.openxmlformats.org/drawingml/2006/wordprocessingDrawing" xmlns:wpg="http://schemas.microsoft.com/office/word/2010/wordprocessingGroup" xmlns:wpi="http://schemas.microsoft.com/office/word/2010/wordprocessingInk" xmlns:wps="http://schemas.microsoft.com/office/word/2010/wordprocessingShape" xmlns:o="urn:schemas-microsoft-com:office:office" xmlns:v="urn:schemas-microsoft-com:vml" xmlns:w10="urn:schemas-microsoft-com:office:word" xmlns:w="http://schemas.openxmlformats.org/wordprocessingml/2006/main" xmlns:w14="http://schemas.microsoft.com/office/word/2010/wordml" xmlns:w15="http://schemas.microsoft.com/office/word/2012/wordml" xmlns:w16cex="http://schemas.microsoft.com/office/word/2018/wordml/cex" xmlns:w16cid="http://schemas.microsoft.com/office/word/2016/wordml/cid" xmlns:w16="http://schemas.microsoft.com/office/word/2018/wordml" xmlns:w16sdtdh="http://schemas.microsoft.com/office/word/2020/wordml/sdtdatahash" xmlns:w16sdtfl="http://schemas.microsoft.com/office/word/2024/wordml/sdtformatlock" xmlns:w16se="http://schemas.microsoft.com/office/word/2015/wordml/symex" xmlns:w16du="http://schemas.microsoft.com/office/word/2023/wordml/word16du" xmlns:wne="http://schemas.microsoft.com/office/word/2006/wordml" mc:Ignorable="w14 w15 w16se w16cid w16 w16cex w16sdtdh w16sdtfl w16du wp14">
   <w:body>
+    <w:p>
+      <w:pPr>
+        <w:rPr>
+          <w:rFonts w:ascii="Arial" w:hAnsi="Arial" w:cs="Arial"/>
+          <w:lang w:val="ca-ES"/>
+        </w:rPr>
+      </w:pPr>
+      <w:r>
+        <w:rPr>
+          <w:rFonts w:ascii="Arial" w:hAnsi="Arial" w:cs="Arial"/>
+          <w:lang w:val="ca-ES"/>
+        </w:rPr>
+        <w:t xml:space="preserve">Hipòtesis </w:t>
+      </w:r>
+      <w:r>
+        <w:rPr>
+          <w:rFonts w:ascii="Arial" w:hAnsi="Arial" w:cs="Arial"/>
+          <w:lang w:val="ca-ES"/>
+        </w:rPr>
+        <w:t>generals</w:t>
+      </w:r>
+    </w:p>
     <w:p>
       <w:pPr>
         <w:pStyle w:val="ListParagraph"/>
@@ -11,41 +33,15 @@
         </w:numPr>
         <w:rPr>
           <w:rFonts w:ascii="Arial" w:hAnsi="Arial" w:cs="Arial"/>
-        </w:rPr>
-      </w:pPr>
-      <w:r>
-        <w:rPr>
-          <w:rFonts w:ascii="Arial" w:hAnsi="Arial" w:cs="Arial"/>
-        </w:rPr>
-        <w:t xml:space="preserve">Es treballa </w:t>
-      </w:r>
-      <w:proofErr w:type="spellStart"/>
-      <w:r>
-        <w:rPr>
-          <w:rFonts w:ascii="Arial" w:hAnsi="Arial" w:cs="Arial"/>
-        </w:rPr>
-        <w:t>amb</w:t>
-      </w:r>
-      <w:proofErr w:type="spellEnd"/>
-      <w:r>
-        <w:rPr>
-          <w:rFonts w:ascii="Arial" w:hAnsi="Arial" w:cs="Arial"/>
-        </w:rPr>
-        <w:t xml:space="preserve"> dades del </w:t>
-      </w:r>
-      <w:proofErr w:type="spellStart"/>
-      <w:r>
-        <w:rPr>
-          <w:rFonts w:ascii="Arial" w:hAnsi="Arial" w:cs="Arial"/>
-        </w:rPr>
-        <w:t>setembre</w:t>
-      </w:r>
-      <w:proofErr w:type="spellEnd"/>
-      <w:r>
-        <w:rPr>
-          <w:rFonts w:ascii="Arial" w:hAnsi="Arial" w:cs="Arial"/>
-        </w:rPr>
-        <w:t xml:space="preserve"> de 2025.</w:t>
+          <w:lang w:val="ca-ES"/>
+        </w:rPr>
+      </w:pPr>
+      <w:r>
+        <w:rPr>
+          <w:rFonts w:ascii="Arial" w:hAnsi="Arial" w:cs="Arial"/>
+          <w:lang w:val="ca-ES"/>
+        </w:rPr>
+        <w:t>Es treballa amb dades del setembre de 2025.</w:t>
       </w:r>
     </w:p>
     <w:p>
@@ -85,7 +81,37 @@
           <w:rFonts w:ascii="Arial" w:hAnsi="Arial"/>
           <w:lang w:val="ca-ES"/>
         </w:rPr>
-        <w:t>L’usuari no té reduïda la mobilitat.</w:t>
+        <w:t>L’usuari no té reduïda la mobilitat</w:t>
+      </w:r>
+      <w:r>
+        <w:rPr>
+          <w:rFonts w:ascii="Arial" w:hAnsi="Arial"/>
+          <w:lang w:val="ca-ES"/>
+        </w:rPr>
+        <w:t xml:space="preserve"> (</w:t>
+      </w:r>
+      <w:proofErr w:type="spellStart"/>
+      <w:r>
+        <w:rPr>
+          <w:rFonts w:ascii="Arial" w:hAnsi="Arial"/>
+          <w:lang w:val="ca-ES"/>
+        </w:rPr>
+        <w:t>i.e</w:t>
+      </w:r>
+      <w:proofErr w:type="spellEnd"/>
+      <w:r>
+        <w:rPr>
+          <w:rFonts w:ascii="Arial" w:hAnsi="Arial"/>
+          <w:lang w:val="ca-ES"/>
+        </w:rPr>
+        <w:t>., assumirem que els temps donats per les dades i tots els trajectes mostrats es poden realitzar)</w:t>
+      </w:r>
+      <w:r>
+        <w:rPr>
+          <w:rFonts w:ascii="Arial" w:hAnsi="Arial"/>
+          <w:lang w:val="ca-ES"/>
+        </w:rPr>
+        <w:t>.</w:t>
       </w:r>
     </w:p>
     <w:p>
@@ -231,7 +257,43 @@
           <w:color w:val="BFBFBF" w:themeColor="background1" w:themeShade="BF"/>
           <w:lang w:val="ca-ES"/>
         </w:rPr>
-        <w:t>justificat amb ‘data_validation/analysis/directional_asymmetry.py’</w:t>
+        <w:t>justificat amb ‘</w:t>
+      </w:r>
+      <w:proofErr w:type="spellStart"/>
+      <w:r>
+        <w:rPr>
+          <w:rFonts w:ascii="Arial" w:hAnsi="Arial" w:cs="Arial"/>
+          <w:color w:val="BFBFBF" w:themeColor="background1" w:themeShade="BF"/>
+          <w:lang w:val="ca-ES"/>
+        </w:rPr>
+        <w:t>data_validation</w:t>
+      </w:r>
+      <w:proofErr w:type="spellEnd"/>
+      <w:r>
+        <w:rPr>
+          <w:rFonts w:ascii="Arial" w:hAnsi="Arial" w:cs="Arial"/>
+          <w:color w:val="BFBFBF" w:themeColor="background1" w:themeShade="BF"/>
+          <w:lang w:val="ca-ES"/>
+        </w:rPr>
+        <w:t>/</w:t>
+      </w:r>
+      <w:proofErr w:type="spellStart"/>
+      <w:r>
+        <w:rPr>
+          <w:rFonts w:ascii="Arial" w:hAnsi="Arial" w:cs="Arial"/>
+          <w:color w:val="BFBFBF" w:themeColor="background1" w:themeShade="BF"/>
+          <w:lang w:val="ca-ES"/>
+        </w:rPr>
+        <w:t>analysis</w:t>
+      </w:r>
+      <w:proofErr w:type="spellEnd"/>
+      <w:r>
+        <w:rPr>
+          <w:rFonts w:ascii="Arial" w:hAnsi="Arial" w:cs="Arial"/>
+          <w:color w:val="BFBFBF" w:themeColor="background1" w:themeShade="BF"/>
+          <w:lang w:val="ca-ES"/>
+        </w:rPr>
+        <w:t>/directional_asymmetry.py’</w:t>
       </w:r>
     </w:p>
     <w:p>
@@ -308,19 +370,296 @@
           <w:rFonts w:ascii="Arial" w:hAnsi="Arial" w:cs="Arial"/>
           <w:lang w:val="ca-ES"/>
         </w:rPr>
-        <w:t>Sabem que existeixen casos a la vida real on això no es compleix com</w:t>
-      </w:r>
-      <w:r>
-        <w:rPr>
-          <w:rFonts w:ascii="Arial" w:hAnsi="Arial" w:cs="Arial"/>
-          <w:lang w:val="ca-ES"/>
-        </w:rPr>
-        <w:t xml:space="preserve"> quan es va de l’andana de la L5 a l’andana de la L4 de Maragall (per anar en direcció a la Trinitat Vella s’han de fer uns trams d’escales extra que no si es va en direcció a La Pau), però a ‘pathways.txt’ ja ve donat així. </w:t>
+        <w:t xml:space="preserve">Sabem que existeixen casos a la vida real on això no es compleix com quan es va de l’andana de la L5 a l’andana de la L4 de Maragall (per anar en direcció a la Trinitat Vella s’han de fer uns trams d’escales extra que no si es va en direcció a La Pau), però a ‘pathways.txt’ ja ve donat així. </w:t>
+      </w:r>
+    </w:p>
+    <w:p>
+      <w:pPr>
+        <w:rPr>
+          <w:rFonts w:ascii="Arial" w:hAnsi="Arial" w:cs="Arial"/>
+          <w:lang w:val="ca-ES"/>
+        </w:rPr>
+      </w:pPr>
+    </w:p>
+    <w:p>
+      <w:pPr>
+        <w:rPr>
+          <w:rFonts w:ascii="Arial" w:hAnsi="Arial" w:cs="Arial"/>
+          <w:lang w:val="ca-ES"/>
+        </w:rPr>
+      </w:pPr>
+      <w:r>
+        <w:rPr>
+          <w:rFonts w:ascii="Arial" w:hAnsi="Arial" w:cs="Arial"/>
+          <w:lang w:val="ca-ES"/>
+        </w:rPr>
+        <w:t>Hipòtesis abans de construir el graf</w:t>
       </w:r>
     </w:p>
     <w:p>
       <w:pPr>
         <w:pStyle w:val="ListParagraph"/>
+        <w:numPr>
+          <w:ilvl w:val="0"/>
+          <w:numId w:val="1"/>
+        </w:numPr>
+        <w:rPr>
+          <w:rFonts w:ascii="Arial" w:hAnsi="Arial" w:cs="Arial"/>
+          <w:lang w:val="ca-ES"/>
+        </w:rPr>
+      </w:pPr>
+      <w:r>
+        <w:rPr>
+          <w:rFonts w:ascii="Arial" w:hAnsi="Arial" w:cs="Arial"/>
+          <w:lang w:val="ca-ES"/>
+        </w:rPr>
+        <w:t>Tècnics</w:t>
+      </w:r>
+    </w:p>
+    <w:p>
+      <w:pPr>
+        <w:pStyle w:val="ListParagraph"/>
+        <w:numPr>
+          <w:ilvl w:val="1"/>
+          <w:numId w:val="1"/>
+        </w:numPr>
+        <w:rPr>
+          <w:rFonts w:ascii="Arial" w:hAnsi="Arial" w:cs="Arial"/>
+          <w:lang w:val="ca-ES"/>
+        </w:rPr>
+      </w:pPr>
+      <w:r>
+        <w:rPr>
+          <w:rFonts w:ascii="Arial" w:hAnsi="Arial" w:cs="Arial"/>
+          <w:lang w:val="ca-ES"/>
+        </w:rPr>
+        <w:t>Es treballa amb dades del setembre de 2025.</w:t>
+      </w:r>
+    </w:p>
+    <w:p>
+      <w:pPr>
+        <w:pStyle w:val="ListParagraph"/>
+        <w:numPr>
+          <w:ilvl w:val="1"/>
+          <w:numId w:val="1"/>
+        </w:numPr>
+        <w:rPr>
+          <w:rFonts w:ascii="Arial" w:hAnsi="Arial" w:cs="Arial"/>
+          <w:lang w:val="ca-ES"/>
+        </w:rPr>
+      </w:pPr>
+      <w:r>
+        <w:rPr>
+          <w:rFonts w:ascii="Arial" w:hAnsi="Arial" w:cs="Arial"/>
+          <w:lang w:val="ca-ES"/>
+        </w:rPr>
+        <w:t>La precisió serà als segons amb arrodoniment a les dècimes de segon</w:t>
+      </w:r>
+    </w:p>
+    <w:p>
+      <w:pPr>
+        <w:pStyle w:val="ListParagraph"/>
+        <w:numPr>
+          <w:ilvl w:val="0"/>
+          <w:numId w:val="1"/>
+        </w:numPr>
+        <w:rPr>
+          <w:rFonts w:ascii="Arial" w:hAnsi="Arial" w:cs="Arial"/>
+          <w:lang w:val="ca-ES"/>
+        </w:rPr>
+      </w:pPr>
+      <w:r>
+        <w:rPr>
+          <w:rFonts w:ascii="Arial" w:hAnsi="Arial" w:cs="Arial"/>
+          <w:lang w:val="ca-ES"/>
+        </w:rPr>
+        <w:t>Logístics</w:t>
+      </w:r>
+    </w:p>
+    <w:p>
+      <w:pPr>
+        <w:pStyle w:val="ListParagraph"/>
+        <w:numPr>
+          <w:ilvl w:val="1"/>
+          <w:numId w:val="1"/>
+        </w:numPr>
+        <w:rPr>
+          <w:rFonts w:ascii="Arial" w:hAnsi="Arial"/>
+          <w:lang w:val="ca-ES"/>
+        </w:rPr>
+      </w:pPr>
+      <w:r>
+        <w:rPr>
+          <w:rFonts w:ascii="Arial" w:hAnsi="Arial"/>
+          <w:lang w:val="ca-ES"/>
+        </w:rPr>
+        <w:t>L’usuari no té reduïda la mobilitat</w:t>
+      </w:r>
+      <w:r>
+        <w:rPr>
+          <w:rFonts w:ascii="Arial" w:hAnsi="Arial"/>
+          <w:lang w:val="ca-ES"/>
+        </w:rPr>
+        <w:t xml:space="preserve"> (</w:t>
+      </w:r>
+      <w:proofErr w:type="spellStart"/>
+      <w:r>
+        <w:rPr>
+          <w:rFonts w:ascii="Arial" w:hAnsi="Arial"/>
+          <w:lang w:val="ca-ES"/>
+        </w:rPr>
+        <w:t>i.e</w:t>
+      </w:r>
+      <w:proofErr w:type="spellEnd"/>
+      <w:r>
+        <w:rPr>
+          <w:rFonts w:ascii="Arial" w:hAnsi="Arial"/>
+          <w:lang w:val="ca-ES"/>
+        </w:rPr>
+        <w:t>., assumirem que els temps donats per les dades i tots els trajectes mostrats es poden realitzar)</w:t>
+      </w:r>
+      <w:r>
+        <w:rPr>
+          <w:rFonts w:ascii="Arial" w:hAnsi="Arial"/>
+          <w:lang w:val="ca-ES"/>
+        </w:rPr>
+        <w:t>.</w:t>
+      </w:r>
+    </w:p>
+    <w:p>
+      <w:pPr>
+        <w:pStyle w:val="ListParagraph"/>
+        <w:numPr>
+          <w:ilvl w:val="1"/>
+          <w:numId w:val="1"/>
+        </w:numPr>
+        <w:rPr>
+          <w:rFonts w:ascii="Arial" w:hAnsi="Arial" w:cs="Arial"/>
+          <w:lang w:val="ca-ES"/>
+        </w:rPr>
+      </w:pPr>
+      <w:r>
+        <w:rPr>
+          <w:rFonts w:ascii="Arial" w:hAnsi="Arial" w:cs="Arial"/>
+          <w:lang w:val="ca-ES"/>
+        </w:rPr>
+        <w:t xml:space="preserve">Es considera un sistema de transport ideal en el què cada vegada que arribo a una andana no he d’esperar a que arribi el metro. </w:t>
+      </w:r>
+    </w:p>
+    <w:p>
+      <w:pPr>
+        <w:pStyle w:val="ListParagraph"/>
+        <w:numPr>
+          <w:ilvl w:val="1"/>
+          <w:numId w:val="1"/>
+        </w:numPr>
+        <w:rPr>
+          <w:rFonts w:ascii="Arial" w:hAnsi="Arial" w:cs="Arial"/>
+          <w:lang w:val="ca-ES"/>
+        </w:rPr>
+      </w:pPr>
+      <w:r>
+        <w:rPr>
+          <w:rFonts w:ascii="Arial" w:hAnsi="Arial" w:cs="Arial"/>
+          <w:lang w:val="ca-ES"/>
+        </w:rPr>
+        <w:t>Es triga el mateix temps caminant en arribar als dos sentits d’una andana.</w:t>
+      </w:r>
+    </w:p>
+    <w:p>
+      <w:pPr>
+        <w:pStyle w:val="ListParagraph"/>
+        <w:numPr>
+          <w:ilvl w:val="0"/>
+          <w:numId w:val="1"/>
+        </w:numPr>
+        <w:rPr>
+          <w:rFonts w:ascii="Arial" w:hAnsi="Arial" w:cs="Arial"/>
+          <w:lang w:val="ca-ES"/>
+        </w:rPr>
+      </w:pPr>
+      <w:r>
+        <w:rPr>
+          <w:rFonts w:ascii="Arial" w:hAnsi="Arial" w:cs="Arial"/>
+          <w:lang w:val="ca-ES"/>
+        </w:rPr>
+        <w:t>En quant a la ruta</w:t>
+      </w:r>
+    </w:p>
+    <w:p>
+      <w:pPr>
+        <w:pStyle w:val="ListParagraph"/>
+        <w:numPr>
+          <w:ilvl w:val="1"/>
+          <w:numId w:val="1"/>
+        </w:numPr>
+        <w:rPr>
+          <w:rFonts w:ascii="Arial" w:hAnsi="Arial"/>
+          <w:lang w:val="ca-ES"/>
+        </w:rPr>
+      </w:pPr>
+      <w:r>
+        <w:rPr>
+          <w:rFonts w:ascii="Arial" w:hAnsi="Arial"/>
+          <w:lang w:val="ca-ES"/>
+        </w:rPr>
+        <w:t>Es dona un origen i un destí que han de ser entrades i es troba el camí més curt entre ells</w:t>
+      </w:r>
+    </w:p>
+    <w:p>
+      <w:pPr>
+        <w:pStyle w:val="ListParagraph"/>
+        <w:numPr>
+          <w:ilvl w:val="1"/>
+          <w:numId w:val="1"/>
+        </w:numPr>
+        <w:rPr>
+          <w:rFonts w:ascii="Arial" w:hAnsi="Arial" w:cs="Arial"/>
+          <w:lang w:val="ca-ES"/>
+        </w:rPr>
+      </w:pPr>
+      <w:r>
+        <w:rPr>
+          <w:rFonts w:ascii="Arial" w:hAnsi="Arial" w:cs="Arial"/>
+          <w:lang w:val="ca-ES"/>
+        </w:rPr>
+        <w:t xml:space="preserve">El nostre trajecte és </w:t>
+      </w:r>
+      <w:proofErr w:type="spellStart"/>
+      <w:r>
+        <w:rPr>
+          <w:rFonts w:ascii="Arial" w:hAnsi="Arial" w:cs="Arial"/>
+          <w:lang w:val="ca-ES"/>
+        </w:rPr>
+        <w:t>atemporal</w:t>
+      </w:r>
+      <w:proofErr w:type="spellEnd"/>
+      <w:r>
+        <w:rPr>
+          <w:rFonts w:ascii="Arial" w:hAnsi="Arial" w:cs="Arial"/>
+          <w:lang w:val="ca-ES"/>
+        </w:rPr>
+        <w:t xml:space="preserve">. </w:t>
+      </w:r>
+      <w:proofErr w:type="spellStart"/>
+      <w:r>
+        <w:rPr>
+          <w:rFonts w:ascii="Arial" w:hAnsi="Arial" w:cs="Arial"/>
+          <w:lang w:val="ca-ES"/>
+        </w:rPr>
+        <w:t>I.e</w:t>
+      </w:r>
+      <w:proofErr w:type="spellEnd"/>
+      <w:r>
+        <w:rPr>
+          <w:rFonts w:ascii="Arial" w:hAnsi="Arial" w:cs="Arial"/>
+          <w:lang w:val="ca-ES"/>
+        </w:rPr>
+        <w:t>., l’hora o el dia de la setmana en el què s’inicia el viatge no és un paràmetre que es tingui en compte.</w:t>
+      </w:r>
+    </w:p>
+    <w:p>
+      <w:pPr>
         <w:rPr>
           <w:rFonts w:ascii="Arial" w:hAnsi="Arial" w:cs="Arial"/>
           <w:lang w:val="ca-ES"/>

--- a/.docu/Hipòtesis.docx
+++ b/.docu/Hipòtesis.docx
@@ -1,6 +1,6 @@
 
 <file path=word/document.xml><?xml version="1.0" encoding="utf-8"?>
-<w:document xmlns:wpc="http://schemas.microsoft.com/office/word/2010/wordprocessingCanvas" xmlns:cx="http://schemas.microsoft.com/office/drawing/2014/chartex" xmlns:cx1="http://schemas.microsoft.com/office/drawing/2015/9/8/chartex" xmlns:cx2="http://schemas.microsoft.com/office/drawing/2015/10/21/chartex" xmlns:cx3="http://schemas.microsoft.com/office/drawing/2016/5/9/chartex" xmlns:cx4="http://schemas.microsoft.com/office/drawing/2016/5/10/chartex" xmlns:cx5="http://schemas.microsoft.com/office/drawing/2016/5/11/chartex" xmlns:cx6="http://schemas.microsoft.com/office/drawing/2016/5/12/chartex" xmlns:cx7="http://schemas.microsoft.com/office/drawing/2016/5/13/chartex" xmlns:cx8="http://schemas.microsoft.com/office/drawing/2016/5/14/chartex" xmlns:mc="http://schemas.openxmlformats.org/markup-compatibility/2006" xmlns:m="http://schemas.openxmlformats.org/officeDocument/2006/math" xmlns:aink="http://schemas.microsoft.com/office/drawing/2016/ink" xmlns:am3d="http://schemas.microsoft.com/office/drawing/2017/model3d" xmlns:oel="http://schemas.microsoft.com/office/2019/extlst" xmlns:r="http://schemas.openxmlformats.org/officeDocument/2006/relationships" xmlns:wp14="http://schemas.microsoft.com/office/word/2010/wordprocessingDrawing" xmlns:wp="http://schemas.openxmlformats.org/drawingml/2006/wordprocessingDrawing" xmlns:wpg="http://schemas.microsoft.com/office/word/2010/wordprocessingGroup" xmlns:wpi="http://schemas.microsoft.com/office/word/2010/wordprocessingInk" xmlns:wps="http://schemas.microsoft.com/office/word/2010/wordprocessingShape" xmlns:o="urn:schemas-microsoft-com:office:office" xmlns:v="urn:schemas-microsoft-com:vml" xmlns:w10="urn:schemas-microsoft-com:office:word" xmlns:w="http://schemas.openxmlformats.org/wordprocessingml/2006/main" xmlns:w14="http://schemas.microsoft.com/office/word/2010/wordml" xmlns:w15="http://schemas.microsoft.com/office/word/2012/wordml" xmlns:w16cex="http://schemas.microsoft.com/office/word/2018/wordml/cex" xmlns:w16cid="http://schemas.microsoft.com/office/word/2016/wordml/cid" xmlns:w16="http://schemas.microsoft.com/office/word/2018/wordml" xmlns:w16sdtdh="http://schemas.microsoft.com/office/word/2020/wordml/sdtdatahash" xmlns:w16sdtfl="http://schemas.microsoft.com/office/word/2024/wordml/sdtformatlock" xmlns:w16se="http://schemas.microsoft.com/office/word/2015/wordml/symex" xmlns:w16du="http://schemas.microsoft.com/office/word/2023/wordml/word16du" xmlns:wne="http://schemas.microsoft.com/office/word/2006/wordml" mc:Ignorable="w14 w15 w16se w16cid w16 w16cex w16sdtdh w16sdtfl w16du wp14">
+<w:document xmlns:wpc="http://schemas.microsoft.com/office/word/2010/wordprocessingCanvas" xmlns:cx="http://schemas.microsoft.com/office/drawing/2014/chartex" xmlns:cx1="http://schemas.microsoft.com/office/drawing/2015/9/8/chartex" xmlns:cx2="http://schemas.microsoft.com/office/drawing/2015/10/21/chartex" xmlns:cx3="http://schemas.microsoft.com/office/drawing/2016/5/9/chartex" xmlns:cx4="http://schemas.microsoft.com/office/drawing/2016/5/10/chartex" xmlns:cx5="http://schemas.microsoft.com/office/drawing/2016/5/11/chartex" xmlns:cx6="http://schemas.microsoft.com/office/drawing/2016/5/12/chartex" xmlns:cx7="http://schemas.microsoft.com/office/drawing/2016/5/13/chartex" xmlns:cx8="http://schemas.microsoft.com/office/drawing/2016/5/14/chartex" xmlns:mc="http://schemas.openxmlformats.org/markup-compatibility/2006" xmlns:m="http://schemas.openxmlformats.org/officeDocument/2006/math" xmlns:aink="http://schemas.microsoft.com/office/drawing/2016/ink" xmlns:am3d="http://schemas.microsoft.com/office/drawing/2017/model3d" xmlns:oel="http://schemas.microsoft.com/office/2019/extlst" xmlns:r="http://schemas.openxmlformats.org/officeDocument/2006/relationships" xmlns:wp14="http://schemas.microsoft.com/office/word/2010/wordprocessingDrawing" xmlns:wp="http://schemas.openxmlformats.org/drawingml/2006/wordprocessingDrawing" xmlns:wpg="http://schemas.microsoft.com/office/word/2010/wordprocessingGroup" xmlns:wpi="http://schemas.microsoft.com/office/word/2010/wordprocessingInk" xmlns:wps="http://schemas.microsoft.com/office/word/2010/wordprocessingShape" xmlns:o="urn:schemas-microsoft-com:office:office" xmlns:v="urn:schemas-microsoft-com:vml" xmlns:w10="urn:schemas-microsoft-com:office:word" xmlns:w="http://schemas.openxmlformats.org/wordprocessingml/2006/main" xmlns:w14="http://schemas.microsoft.com/office/word/2010/wordml" xmlns:w15="http://schemas.microsoft.com/office/word/2012/wordml" xmlns:w16cei="http://schemas.microsoft.com/office/word/2026/wordml/cei" xmlns:w16cex="http://schemas.microsoft.com/office/word/2018/wordml/cex" xmlns:w16cid="http://schemas.microsoft.com/office/word/2016/wordml/cid" xmlns:w16="http://schemas.microsoft.com/office/word/2018/wordml" xmlns:w16sdtdh="http://schemas.microsoft.com/office/word/2020/wordml/sdtdatahash" xmlns:w16sdtfl="http://schemas.microsoft.com/office/word/2024/wordml/sdtformatlock" xmlns:w16se="http://schemas.microsoft.com/office/word/2015/wordml/symex" xmlns:w16du="http://schemas.microsoft.com/office/word/2023/wordml/word16du" xmlns:wne="http://schemas.microsoft.com/office/word/2006/wordml" mc:Ignorable="w14 w15 w16se w16cid w16 w16cex w16sdtdh w16sdtfl w16du wp14">
   <w:body>
     <w:p>
       <w:pPr>
@@ -43,6 +43,20 @@
         </w:rPr>
         <w:t>Es treballa amb dades del setembre de 2025.</w:t>
       </w:r>
+      <w:r>
+        <w:rPr>
+          <w:rFonts w:ascii="Arial" w:hAnsi="Arial" w:cs="Arial"/>
+          <w:lang w:val="ca-ES"/>
+        </w:rPr>
+        <w:t xml:space="preserve"> </w:t>
+      </w:r>
+      <w:r>
+        <w:rPr>
+          <w:rFonts w:ascii="Apple Color Emoji" w:hAnsi="Apple Color Emoji" w:cs="Arial"/>
+          <w:lang w:val="ca-ES"/>
+        </w:rPr>
+        <w:t>✅</w:t>
+      </w:r>
     </w:p>
     <w:p>
       <w:pPr>
@@ -193,6 +207,13 @@
         </w:rPr>
         <w:t xml:space="preserve"> el viatge no és un paràmetre que es tingui en compte.</w:t>
       </w:r>
+      <w:r>
+        <w:rPr>
+          <w:rFonts w:ascii="Apple Color Emoji" w:hAnsi="Apple Color Emoji" w:cs="Arial"/>
+          <w:lang w:val="ca-ES"/>
+        </w:rPr>
+        <w:t>✅</w:t>
+      </w:r>
     </w:p>
     <w:p>
       <w:pPr>
@@ -213,6 +234,13 @@
         </w:rPr>
         <w:t xml:space="preserve">Es considera un sistema de transport ideal en el què cada vegada que arribo a una andana no he d’esperar a que arribi el metro. </w:t>
       </w:r>
+      <w:r>
+        <w:rPr>
+          <w:rFonts w:ascii="Apple Color Emoji" w:hAnsi="Apple Color Emoji" w:cs="Arial"/>
+          <w:lang w:val="ca-ES"/>
+        </w:rPr>
+        <w:t>✅</w:t>
+      </w:r>
     </w:p>
     <w:p>
       <w:pPr>
@@ -315,6 +343,13 @@
         </w:rPr>
         <w:t>La precisió serà als segons amb arrodoniment a les dècimes de segon</w:t>
       </w:r>
+      <w:r>
+        <w:rPr>
+          <w:rFonts w:ascii="Apple Color Emoji" w:hAnsi="Apple Color Emoji" w:cs="Arial"/>
+          <w:lang w:val="ca-ES"/>
+        </w:rPr>
+        <w:t>✅</w:t>
+      </w:r>
     </w:p>
     <w:p>
       <w:pPr>
@@ -355,6 +390,27 @@
           <w:lang w:val="ca-ES"/>
         </w:rPr>
         <w:t>als dos sentits d’una andana.</w:t>
+      </w:r>
+      <w:r>
+        <w:rPr>
+          <w:rFonts w:ascii="Arial" w:hAnsi="Arial" w:cs="Arial"/>
+          <w:lang w:val="ca-ES"/>
+        </w:rPr>
+        <w:t xml:space="preserve"> </w:t>
+      </w:r>
+      <w:r>
+        <w:rPr>
+          <w:rFonts w:ascii="Arial" w:hAnsi="Arial" w:cs="Arial"/>
+          <w:lang w:val="ca-ES"/>
+        </w:rPr>
+        <w:sym w:font="Wingdings" w:char="F0DF"/>
+      </w:r>
+      <w:r>
+        <w:rPr>
+          <w:rFonts w:ascii="Arial" w:hAnsi="Arial" w:cs="Arial"/>
+          <w:lang w:val="ca-ES"/>
+        </w:rPr>
+        <w:t xml:space="preserve"> a les restriccions en tot cas</w:t>
       </w:r>
     </w:p>
     <w:p>
@@ -677,7 +733,7 @@
 </file>
 
 <file path=word/numbering.xml><?xml version="1.0" encoding="utf-8"?>
-<w:numbering xmlns:wpc="http://schemas.microsoft.com/office/word/2010/wordprocessingCanvas" xmlns:cx="http://schemas.microsoft.com/office/drawing/2014/chartex" xmlns:cx1="http://schemas.microsoft.com/office/drawing/2015/9/8/chartex" xmlns:cx2="http://schemas.microsoft.com/office/drawing/2015/10/21/chartex" xmlns:cx3="http://schemas.microsoft.com/office/drawing/2016/5/9/chartex" xmlns:cx4="http://schemas.microsoft.com/office/drawing/2016/5/10/chartex" xmlns:cx5="http://schemas.microsoft.com/office/drawing/2016/5/11/chartex" xmlns:cx6="http://schemas.microsoft.com/office/drawing/2016/5/12/chartex" xmlns:cx7="http://schemas.microsoft.com/office/drawing/2016/5/13/chartex" xmlns:cx8="http://schemas.microsoft.com/office/drawing/2016/5/14/chartex" xmlns:mc="http://schemas.openxmlformats.org/markup-compatibility/2006" xmlns:m="http://schemas.openxmlformats.org/officeDocument/2006/math" xmlns:aink="http://schemas.microsoft.com/office/drawing/2016/ink" xmlns:am3d="http://schemas.microsoft.com/office/drawing/2017/model3d" xmlns:oel="http://schemas.microsoft.com/office/2019/extlst" xmlns:r="http://schemas.openxmlformats.org/officeDocument/2006/relationships" xmlns:wp14="http://schemas.microsoft.com/office/word/2010/wordprocessingDrawing" xmlns:wp="http://schemas.openxmlformats.org/drawingml/2006/wordprocessingDrawing" xmlns:wpg="http://schemas.microsoft.com/office/word/2010/wordprocessingGroup" xmlns:wpi="http://schemas.microsoft.com/office/word/2010/wordprocessingInk" xmlns:wps="http://schemas.microsoft.com/office/word/2010/wordprocessingShape" xmlns:o="urn:schemas-microsoft-com:office:office" xmlns:v="urn:schemas-microsoft-com:vml" xmlns:w10="urn:schemas-microsoft-com:office:word" xmlns:w="http://schemas.openxmlformats.org/wordprocessingml/2006/main" xmlns:w14="http://schemas.microsoft.com/office/word/2010/wordml" xmlns:w15="http://schemas.microsoft.com/office/word/2012/wordml" xmlns:w16cex="http://schemas.microsoft.com/office/word/2018/wordml/cex" xmlns:w16cid="http://schemas.microsoft.com/office/word/2016/wordml/cid" xmlns:w16="http://schemas.microsoft.com/office/word/2018/wordml" xmlns:w16sdtdh="http://schemas.microsoft.com/office/word/2020/wordml/sdtdatahash" xmlns:w16sdtfl="http://schemas.microsoft.com/office/word/2024/wordml/sdtformatlock" xmlns:w16se="http://schemas.microsoft.com/office/word/2015/wordml/symex" xmlns:w16du="http://schemas.microsoft.com/office/word/2023/wordml/word16du" xmlns:wne="http://schemas.microsoft.com/office/word/2006/wordml" mc:Ignorable="w14 w15 w16se w16cid w16 w16cex w16sdtdh w16sdtfl w16du wp14">
+<w:numbering xmlns:wpc="http://schemas.microsoft.com/office/word/2010/wordprocessingCanvas" xmlns:cx="http://schemas.microsoft.com/office/drawing/2014/chartex" xmlns:cx1="http://schemas.microsoft.com/office/drawing/2015/9/8/chartex" xmlns:cx2="http://schemas.microsoft.com/office/drawing/2015/10/21/chartex" xmlns:cx3="http://schemas.microsoft.com/office/drawing/2016/5/9/chartex" xmlns:cx4="http://schemas.microsoft.com/office/drawing/2016/5/10/chartex" xmlns:cx5="http://schemas.microsoft.com/office/drawing/2016/5/11/chartex" xmlns:cx6="http://schemas.microsoft.com/office/drawing/2016/5/12/chartex" xmlns:cx7="http://schemas.microsoft.com/office/drawing/2016/5/13/chartex" xmlns:cx8="http://schemas.microsoft.com/office/drawing/2016/5/14/chartex" xmlns:mc="http://schemas.openxmlformats.org/markup-compatibility/2006" xmlns:m="http://schemas.openxmlformats.org/officeDocument/2006/math" xmlns:aink="http://schemas.microsoft.com/office/drawing/2016/ink" xmlns:am3d="http://schemas.microsoft.com/office/drawing/2017/model3d" xmlns:oel="http://schemas.microsoft.com/office/2019/extlst" xmlns:r="http://schemas.openxmlformats.org/officeDocument/2006/relationships" xmlns:wp14="http://schemas.microsoft.com/office/word/2010/wordprocessingDrawing" xmlns:wp="http://schemas.openxmlformats.org/drawingml/2006/wordprocessingDrawing" xmlns:wpg="http://schemas.microsoft.com/office/word/2010/wordprocessingGroup" xmlns:wpi="http://schemas.microsoft.com/office/word/2010/wordprocessingInk" xmlns:wps="http://schemas.microsoft.com/office/word/2010/wordprocessingShape" xmlns:o="urn:schemas-microsoft-com:office:office" xmlns:v="urn:schemas-microsoft-com:vml" xmlns:w10="urn:schemas-microsoft-com:office:word" xmlns:w="http://schemas.openxmlformats.org/wordprocessingml/2006/main" xmlns:w14="http://schemas.microsoft.com/office/word/2010/wordml" xmlns:w15="http://schemas.microsoft.com/office/word/2012/wordml" xmlns:w16cei="http://schemas.microsoft.com/office/word/2026/wordml/cei" xmlns:w16cex="http://schemas.microsoft.com/office/word/2018/wordml/cex" xmlns:w16cid="http://schemas.microsoft.com/office/word/2016/wordml/cid" xmlns:w16="http://schemas.microsoft.com/office/word/2018/wordml" xmlns:w16sdtdh="http://schemas.microsoft.com/office/word/2020/wordml/sdtdatahash" xmlns:w16sdtfl="http://schemas.microsoft.com/office/word/2024/wordml/sdtformatlock" xmlns:w16se="http://schemas.microsoft.com/office/word/2015/wordml/symex" xmlns:w16du="http://schemas.microsoft.com/office/word/2023/wordml/word16du" xmlns:wne="http://schemas.microsoft.com/office/word/2006/wordml" mc:Ignorable="w14 w15 w16se w16cid w16 w16cex w16sdtdh w16sdtfl w16du wp14">
   <w:abstractNum w:abstractNumId="0" w15:restartNumberingAfterBreak="0">
     <w:nsid w:val="1D980E95"/>
     <w:multiLevelType w:val="hybridMultilevel"/>

--- a/.docu/Hipòtesis.docx
+++ b/.docu/Hipòtesis.docx
@@ -77,6 +77,13 @@
         </w:rPr>
         <w:t>Es dona un origen i un destí que han de ser entrades i es troba el camí més curt entre ells</w:t>
       </w:r>
+      <w:r>
+        <w:rPr>
+          <w:rFonts w:ascii="Apple Color Emoji" w:hAnsi="Apple Color Emoji"/>
+          <w:lang w:val="ca-ES"/>
+        </w:rPr>
+        <w:t>✅</w:t>
+      </w:r>
     </w:p>
     <w:p>
       <w:pPr>
@@ -713,14 +720,6 @@
         </w:rPr>
         <w:t>., l’hora o el dia de la setmana en el què s’inicia el viatge no és un paràmetre que es tingui en compte.</w:t>
       </w:r>
-    </w:p>
-    <w:p>
-      <w:pPr>
-        <w:rPr>
-          <w:rFonts w:ascii="Arial" w:hAnsi="Arial" w:cs="Arial"/>
-          <w:lang w:val="ca-ES"/>
-        </w:rPr>
-      </w:pPr>
     </w:p>
     <w:sectPr>
       <w:pgSz w:w="11906" w:h="16838"/>
